--- a/notes_08Jun2023.docx
+++ b/notes_08Jun2023.docx
@@ -25,11 +25,19 @@
           <w:lang w:val="en-US"/>
         </w:rPr>
       </w:pPr>
-      <w:r>
-        <w:rPr>
-          <w:lang w:val="en-US"/>
-        </w:rPr>
-        <w:t>Pendings:</w:t>
+      <w:proofErr w:type="spellStart"/>
+      <w:r>
+        <w:rPr>
+          <w:lang w:val="en-US"/>
+        </w:rPr>
+        <w:t>Pendings</w:t>
+      </w:r>
+      <w:proofErr w:type="spellEnd"/>
+      <w:r>
+        <w:rPr>
+          <w:lang w:val="en-US"/>
+        </w:rPr>
+        <w:t>:</w:t>
       </w:r>
     </w:p>
     <w:p>
@@ -47,7 +55,21 @@
         <w:rPr>
           <w:lang w:val="en-US"/>
         </w:rPr>
-        <w:t>Angular + Spring REST api with Security JWT</w:t>
+        <w:t xml:space="preserve">Angular + Spring REST </w:t>
+      </w:r>
+      <w:proofErr w:type="spellStart"/>
+      <w:r>
+        <w:rPr>
+          <w:lang w:val="en-US"/>
+        </w:rPr>
+        <w:t>api</w:t>
+      </w:r>
+      <w:proofErr w:type="spellEnd"/>
+      <w:r>
+        <w:rPr>
+          <w:lang w:val="en-US"/>
+        </w:rPr>
+        <w:t xml:space="preserve"> with Security JWT</w:t>
       </w:r>
     </w:p>
     <w:p>
@@ -83,7 +105,21 @@
         <w:rPr>
           <w:lang w:val="en-US"/>
         </w:rPr>
-        <w:t xml:space="preserve">Spring data JPA with Mongodb </w:t>
+        <w:t xml:space="preserve">Spring data JPA with </w:t>
+      </w:r>
+      <w:proofErr w:type="spellStart"/>
+      <w:r>
+        <w:rPr>
+          <w:lang w:val="en-US"/>
+        </w:rPr>
+        <w:t>Mongodb</w:t>
+      </w:r>
+      <w:proofErr w:type="spellEnd"/>
+      <w:r>
+        <w:rPr>
+          <w:lang w:val="en-US"/>
+        </w:rPr>
+        <w:t xml:space="preserve"> </w:t>
       </w:r>
     </w:p>
     <w:p>
@@ -139,6 +175,20 @@
         </w:rPr>
         <w:t>Spring Cloud</w:t>
       </w:r>
+      <w:r>
+        <w:rPr>
+          <w:lang w:val="en-US"/>
+        </w:rPr>
+        <w:tab/>
+        <w:t>-</w:t>
+      </w:r>
+      <w:r>
+        <w:rPr>
+          <w:lang w:val="en-US"/>
+        </w:rPr>
+        <w:tab/>
+        <w:t>Eureka Server</w:t>
+      </w:r>
     </w:p>
     <w:p>
       <w:pPr>
@@ -235,11 +285,33 @@
           <w:lang w:val="en-US"/>
         </w:rPr>
       </w:pPr>
-      <w:r>
-        <w:rPr>
-          <w:lang w:val="en-US"/>
-        </w:rPr>
-        <w:t>Lets create a project of archetype “quickstart”:</w:t>
+      <w:proofErr w:type="gramStart"/>
+      <w:r>
+        <w:rPr>
+          <w:lang w:val="en-US"/>
+        </w:rPr>
+        <w:t>Lets</w:t>
+      </w:r>
+      <w:proofErr w:type="gramEnd"/>
+      <w:r>
+        <w:rPr>
+          <w:lang w:val="en-US"/>
+        </w:rPr>
+        <w:t xml:space="preserve"> create a project of archetype “</w:t>
+      </w:r>
+      <w:proofErr w:type="spellStart"/>
+      <w:r>
+        <w:rPr>
+          <w:lang w:val="en-US"/>
+        </w:rPr>
+        <w:t>quickstart</w:t>
+      </w:r>
+      <w:proofErr w:type="spellEnd"/>
+      <w:r>
+        <w:rPr>
+          <w:lang w:val="en-US"/>
+        </w:rPr>
+        <w:t>”:</w:t>
       </w:r>
     </w:p>
     <w:p>
@@ -327,12 +399,36 @@
           <w:lang w:val="en-US"/>
         </w:rPr>
       </w:pPr>
-      <w:r>
-        <w:rPr>
-          <w:lang w:val="en-US"/>
-        </w:rPr>
-        <w:t>mvn spring-boot:run</w:t>
-      </w:r>
+      <w:proofErr w:type="spellStart"/>
+      <w:r>
+        <w:rPr>
+          <w:lang w:val="en-US"/>
+        </w:rPr>
+        <w:t>mvn</w:t>
+      </w:r>
+      <w:proofErr w:type="spellEnd"/>
+      <w:r>
+        <w:rPr>
+          <w:lang w:val="en-US"/>
+        </w:rPr>
+        <w:t xml:space="preserve"> </w:t>
+      </w:r>
+      <w:proofErr w:type="spellStart"/>
+      <w:r>
+        <w:rPr>
+          <w:lang w:val="en-US"/>
+        </w:rPr>
+        <w:t>spring-</w:t>
+      </w:r>
+      <w:proofErr w:type="gramStart"/>
+      <w:r>
+        <w:rPr>
+          <w:lang w:val="en-US"/>
+        </w:rPr>
+        <w:t>boot:run</w:t>
+      </w:r>
+      <w:proofErr w:type="spellEnd"/>
+      <w:proofErr w:type="gramEnd"/>
     </w:p>
     <w:p>
       <w:pPr>
@@ -454,35 +550,51 @@
           <w:lang w:val="en-US"/>
         </w:rPr>
         <w:tab/>
-        <w:t>Suppose we create 4 rest apis</w:t>
-      </w:r>
-    </w:p>
-    <w:p>
-      <w:pPr>
-        <w:pStyle w:val="ListParagraph"/>
-        <w:rPr>
-          <w:lang w:val="en-US"/>
-        </w:rPr>
-      </w:pPr>
-      <w:r>
-        <w:rPr>
-          <w:lang w:val="en-US"/>
-        </w:rPr>
-        <w:tab/>
-      </w:r>
-      <w:r>
-        <w:rPr>
-          <w:lang w:val="en-US"/>
-        </w:rPr>
-        <w:tab/>
-      </w:r>
-      <w:r>
-        <w:rPr>
-          <w:lang w:val="en-US"/>
-        </w:rPr>
-        <w:tab/>
-        <w:t>Customer-api</w:t>
-      </w:r>
+        <w:t xml:space="preserve">Suppose we create 4 rest </w:t>
+      </w:r>
+      <w:proofErr w:type="spellStart"/>
+      <w:r>
+        <w:rPr>
+          <w:lang w:val="en-US"/>
+        </w:rPr>
+        <w:t>apis</w:t>
+      </w:r>
+      <w:proofErr w:type="spellEnd"/>
+    </w:p>
+    <w:p>
+      <w:pPr>
+        <w:pStyle w:val="ListParagraph"/>
+        <w:rPr>
+          <w:lang w:val="en-US"/>
+        </w:rPr>
+      </w:pPr>
+      <w:r>
+        <w:rPr>
+          <w:lang w:val="en-US"/>
+        </w:rPr>
+        <w:tab/>
+      </w:r>
+      <w:r>
+        <w:rPr>
+          <w:lang w:val="en-US"/>
+        </w:rPr>
+        <w:tab/>
+      </w:r>
+      <w:r>
+        <w:rPr>
+          <w:lang w:val="en-US"/>
+        </w:rPr>
+        <w:tab/>
+        <w:t>Customer-</w:t>
+      </w:r>
+      <w:proofErr w:type="spellStart"/>
+      <w:r>
+        <w:rPr>
+          <w:lang w:val="en-US"/>
+        </w:rPr>
+        <w:t>api</w:t>
+      </w:r>
+      <w:proofErr w:type="spellEnd"/>
     </w:p>
     <w:p>
       <w:pPr>
@@ -509,62 +621,86 @@
           <w:lang w:val="en-US"/>
         </w:rPr>
         <w:tab/>
-        <w:t>Product-api</w:t>
-      </w:r>
-    </w:p>
-    <w:p>
-      <w:pPr>
-        <w:pStyle w:val="ListParagraph"/>
-        <w:rPr>
-          <w:lang w:val="en-US"/>
-        </w:rPr>
-      </w:pPr>
-      <w:r>
-        <w:rPr>
-          <w:lang w:val="en-US"/>
-        </w:rPr>
-        <w:tab/>
-      </w:r>
-      <w:r>
-        <w:rPr>
-          <w:lang w:val="en-US"/>
-        </w:rPr>
-        <w:tab/>
-      </w:r>
-      <w:r>
-        <w:rPr>
-          <w:lang w:val="en-US"/>
-        </w:rPr>
-        <w:tab/>
-        <w:t>Sales-api</w:t>
-      </w:r>
-    </w:p>
-    <w:p>
-      <w:pPr>
-        <w:pStyle w:val="ListParagraph"/>
-        <w:rPr>
-          <w:lang w:val="en-US"/>
-        </w:rPr>
-      </w:pPr>
-      <w:r>
-        <w:rPr>
-          <w:lang w:val="en-US"/>
-        </w:rPr>
-        <w:tab/>
-      </w:r>
-      <w:r>
-        <w:rPr>
-          <w:lang w:val="en-US"/>
-        </w:rPr>
-        <w:tab/>
-      </w:r>
-      <w:r>
-        <w:rPr>
-          <w:lang w:val="en-US"/>
-        </w:rPr>
-        <w:tab/>
-        <w:t>Payment-api</w:t>
-      </w:r>
+        <w:t>Product-</w:t>
+      </w:r>
+      <w:proofErr w:type="spellStart"/>
+      <w:r>
+        <w:rPr>
+          <w:lang w:val="en-US"/>
+        </w:rPr>
+        <w:t>api</w:t>
+      </w:r>
+      <w:proofErr w:type="spellEnd"/>
+    </w:p>
+    <w:p>
+      <w:pPr>
+        <w:pStyle w:val="ListParagraph"/>
+        <w:rPr>
+          <w:lang w:val="en-US"/>
+        </w:rPr>
+      </w:pPr>
+      <w:r>
+        <w:rPr>
+          <w:lang w:val="en-US"/>
+        </w:rPr>
+        <w:tab/>
+      </w:r>
+      <w:r>
+        <w:rPr>
+          <w:lang w:val="en-US"/>
+        </w:rPr>
+        <w:tab/>
+      </w:r>
+      <w:r>
+        <w:rPr>
+          <w:lang w:val="en-US"/>
+        </w:rPr>
+        <w:tab/>
+        <w:t>Sales-</w:t>
+      </w:r>
+      <w:proofErr w:type="spellStart"/>
+      <w:r>
+        <w:rPr>
+          <w:lang w:val="en-US"/>
+        </w:rPr>
+        <w:t>api</w:t>
+      </w:r>
+      <w:proofErr w:type="spellEnd"/>
+    </w:p>
+    <w:p>
+      <w:pPr>
+        <w:pStyle w:val="ListParagraph"/>
+        <w:rPr>
+          <w:lang w:val="en-US"/>
+        </w:rPr>
+      </w:pPr>
+      <w:r>
+        <w:rPr>
+          <w:lang w:val="en-US"/>
+        </w:rPr>
+        <w:tab/>
+      </w:r>
+      <w:r>
+        <w:rPr>
+          <w:lang w:val="en-US"/>
+        </w:rPr>
+        <w:tab/>
+      </w:r>
+      <w:r>
+        <w:rPr>
+          <w:lang w:val="en-US"/>
+        </w:rPr>
+        <w:tab/>
+        <w:t>Payment-</w:t>
+      </w:r>
+      <w:proofErr w:type="spellStart"/>
+      <w:r>
+        <w:rPr>
+          <w:lang w:val="en-US"/>
+        </w:rPr>
+        <w:t>api</w:t>
+      </w:r>
+      <w:proofErr w:type="spellEnd"/>
     </w:p>
     <w:p>
       <w:pPr>
@@ -617,11 +753,21 @@
           <w:lang w:val="en-US"/>
         </w:rPr>
       </w:pPr>
-      <w:r>
-        <w:rPr>
-          <w:lang w:val="en-US"/>
-        </w:rPr>
-        <w:t xml:space="preserve">Lets create one eureka server application </w:t>
+      <w:proofErr w:type="spellStart"/>
+      <w:proofErr w:type="gramStart"/>
+      <w:r>
+        <w:rPr>
+          <w:lang w:val="en-US"/>
+        </w:rPr>
+        <w:t>Lets</w:t>
+      </w:r>
+      <w:proofErr w:type="spellEnd"/>
+      <w:proofErr w:type="gramEnd"/>
+      <w:r>
+        <w:rPr>
+          <w:lang w:val="en-US"/>
+        </w:rPr>
+        <w:t xml:space="preserve"> create one eureka server application </w:t>
       </w:r>
       <w:r>
         <w:rPr>
@@ -648,11 +794,21 @@
           <w:lang w:val="en-US"/>
         </w:rPr>
       </w:pPr>
-      <w:r>
-        <w:rPr>
-          <w:lang w:val="en-US"/>
-        </w:rPr>
-        <w:t>Lets create few microservices</w:t>
+      <w:proofErr w:type="spellStart"/>
+      <w:proofErr w:type="gramStart"/>
+      <w:r>
+        <w:rPr>
+          <w:lang w:val="en-US"/>
+        </w:rPr>
+        <w:t>Lets</w:t>
+      </w:r>
+      <w:proofErr w:type="spellEnd"/>
+      <w:proofErr w:type="gramEnd"/>
+      <w:r>
+        <w:rPr>
+          <w:lang w:val="en-US"/>
+        </w:rPr>
+        <w:t xml:space="preserve"> create few microservices</w:t>
       </w:r>
     </w:p>
     <w:p>
@@ -670,8 +826,16 @@
         <w:rPr>
           <w:lang w:val="en-US"/>
         </w:rPr>
-        <w:t>Customer api</w:t>
-      </w:r>
+        <w:t xml:space="preserve">Customer </w:t>
+      </w:r>
+      <w:proofErr w:type="spellStart"/>
+      <w:r>
+        <w:rPr>
+          <w:lang w:val="en-US"/>
+        </w:rPr>
+        <w:t>api</w:t>
+      </w:r>
+      <w:proofErr w:type="spellEnd"/>
       <w:r>
         <w:rPr>
           <w:lang w:val="en-US"/>
@@ -701,8 +865,16 @@
         <w:rPr>
           <w:lang w:val="en-US"/>
         </w:rPr>
-        <w:t>Product api</w:t>
-      </w:r>
+        <w:t xml:space="preserve">Product </w:t>
+      </w:r>
+      <w:proofErr w:type="spellStart"/>
+      <w:r>
+        <w:rPr>
+          <w:lang w:val="en-US"/>
+        </w:rPr>
+        <w:t>api</w:t>
+      </w:r>
+      <w:proofErr w:type="spellEnd"/>
       <w:r>
         <w:rPr>
           <w:lang w:val="en-US"/>
@@ -738,8 +910,16 @@
         <w:rPr>
           <w:lang w:val="en-US"/>
         </w:rPr>
-        <w:t>Sales api</w:t>
-      </w:r>
+        <w:t xml:space="preserve">Sales </w:t>
+      </w:r>
+      <w:proofErr w:type="spellStart"/>
+      <w:r>
+        <w:rPr>
+          <w:lang w:val="en-US"/>
+        </w:rPr>
+        <w:t>api</w:t>
+      </w:r>
+      <w:proofErr w:type="spellEnd"/>
       <w:r>
         <w:rPr>
           <w:lang w:val="en-US"/>
@@ -775,7 +955,21 @@
         <w:rPr>
           <w:lang w:val="en-US"/>
         </w:rPr>
-        <w:t>All these apis must define their eureka server at 8761</w:t>
+        <w:t xml:space="preserve">All these </w:t>
+      </w:r>
+      <w:proofErr w:type="spellStart"/>
+      <w:r>
+        <w:rPr>
+          <w:lang w:val="en-US"/>
+        </w:rPr>
+        <w:t>apis</w:t>
+      </w:r>
+      <w:proofErr w:type="spellEnd"/>
+      <w:r>
+        <w:rPr>
+          <w:lang w:val="en-US"/>
+        </w:rPr>
+        <w:t xml:space="preserve"> must define their eureka server at 8761</w:t>
       </w:r>
     </w:p>
     <w:p>
@@ -867,7 +1061,56 @@
           <w:lang w:val="en-US"/>
         </w:rPr>
         <w:tab/>
-        <w:t>&lt;groupId&gt;org.springframework.cloud&lt;/groupId&gt;</w:t>
+      </w:r>
+      <w:proofErr w:type="gramStart"/>
+      <w:r>
+        <w:rPr>
+          <w:lang w:val="en-US"/>
+        </w:rPr>
+        <w:t>&lt;</w:t>
+      </w:r>
+      <w:proofErr w:type="spellStart"/>
+      <w:r>
+        <w:rPr>
+          <w:lang w:val="en-US"/>
+        </w:rPr>
+        <w:t>groupId</w:t>
+      </w:r>
+      <w:proofErr w:type="spellEnd"/>
+      <w:r>
+        <w:rPr>
+          <w:lang w:val="en-US"/>
+        </w:rPr>
+        <w:t>&gt;</w:t>
+      </w:r>
+      <w:proofErr w:type="spellStart"/>
+      <w:r>
+        <w:rPr>
+          <w:lang w:val="en-US"/>
+        </w:rPr>
+        <w:t>org.springframework.cloud</w:t>
+      </w:r>
+      <w:proofErr w:type="spellEnd"/>
+      <w:proofErr w:type="gramEnd"/>
+      <w:r>
+        <w:rPr>
+          <w:lang w:val="en-US"/>
+        </w:rPr>
+        <w:t>&lt;/</w:t>
+      </w:r>
+      <w:proofErr w:type="spellStart"/>
+      <w:r>
+        <w:rPr>
+          <w:lang w:val="en-US"/>
+        </w:rPr>
+        <w:t>groupId</w:t>
+      </w:r>
+      <w:proofErr w:type="spellEnd"/>
+      <w:r>
+        <w:rPr>
+          <w:lang w:val="en-US"/>
+        </w:rPr>
+        <w:t>&gt;</w:t>
       </w:r>
     </w:p>
     <w:p>
@@ -989,7 +1232,21 @@
         <w:rPr>
           <w:lang w:val="en-US"/>
         </w:rPr>
-        <w:t>2) In application class where main method is there</w:t>
+        <w:t xml:space="preserve">2) In application class </w:t>
+      </w:r>
+      <w:proofErr w:type="gramStart"/>
+      <w:r>
+        <w:rPr>
+          <w:lang w:val="en-US"/>
+        </w:rPr>
+        <w:t>where</w:t>
+      </w:r>
+      <w:proofErr w:type="gramEnd"/>
+      <w:r>
+        <w:rPr>
+          <w:lang w:val="en-US"/>
+        </w:rPr>
+        <w:t xml:space="preserve"> main method is there</w:t>
       </w:r>
     </w:p>
     <w:p>
@@ -1042,55 +1299,128 @@
         <w:rPr>
           <w:lang w:val="en-US"/>
         </w:rPr>
-        <w:t>3) in application.properties file, add the following:</w:t>
-      </w:r>
-    </w:p>
-    <w:p>
-      <w:pPr>
-        <w:pStyle w:val="ListParagraph"/>
-        <w:ind w:left="1080"/>
-        <w:rPr>
-          <w:lang w:val="en-US"/>
-        </w:rPr>
-      </w:pPr>
-      <w:r>
-        <w:rPr>
-          <w:lang w:val="en-US"/>
-        </w:rPr>
-        <w:tab/>
-        <w:t>eureka.client.registerWithEureka = false</w:t>
-      </w:r>
-    </w:p>
-    <w:p>
-      <w:pPr>
-        <w:pStyle w:val="ListParagraph"/>
-        <w:ind w:left="1080"/>
-        <w:rPr>
-          <w:lang w:val="en-US"/>
-        </w:rPr>
-      </w:pPr>
-      <w:r>
-        <w:rPr>
-          <w:lang w:val="en-US"/>
-        </w:rPr>
-        <w:tab/>
-        <w:t>eureka.client.fetchRegistry = false</w:t>
-      </w:r>
-    </w:p>
-    <w:p>
-      <w:pPr>
-        <w:pStyle w:val="ListParagraph"/>
-        <w:ind w:left="1080"/>
-        <w:rPr>
-          <w:lang w:val="en-US"/>
-        </w:rPr>
-      </w:pPr>
-      <w:r>
-        <w:rPr>
-          <w:lang w:val="en-US"/>
-        </w:rPr>
-        <w:tab/>
-        <w:t>server.port = 8761</w:t>
+        <w:t xml:space="preserve">3) in </w:t>
+      </w:r>
+      <w:proofErr w:type="spellStart"/>
+      <w:proofErr w:type="gramStart"/>
+      <w:r>
+        <w:rPr>
+          <w:lang w:val="en-US"/>
+        </w:rPr>
+        <w:t>application.properties</w:t>
+      </w:r>
+      <w:proofErr w:type="spellEnd"/>
+      <w:proofErr w:type="gramEnd"/>
+      <w:r>
+        <w:rPr>
+          <w:lang w:val="en-US"/>
+        </w:rPr>
+        <w:t xml:space="preserve"> file, add the following:</w:t>
+      </w:r>
+    </w:p>
+    <w:p>
+      <w:pPr>
+        <w:pStyle w:val="ListParagraph"/>
+        <w:ind w:left="1080"/>
+        <w:rPr>
+          <w:lang w:val="en-US"/>
+        </w:rPr>
+      </w:pPr>
+      <w:r>
+        <w:rPr>
+          <w:lang w:val="en-US"/>
+        </w:rPr>
+        <w:tab/>
+      </w:r>
+      <w:proofErr w:type="spellStart"/>
+      <w:proofErr w:type="gramStart"/>
+      <w:r>
+        <w:rPr>
+          <w:lang w:val="en-US"/>
+        </w:rPr>
+        <w:t>eureka.client</w:t>
+      </w:r>
+      <w:proofErr w:type="gramEnd"/>
+      <w:r>
+        <w:rPr>
+          <w:lang w:val="en-US"/>
+        </w:rPr>
+        <w:t>.registerWithEureka</w:t>
+      </w:r>
+      <w:proofErr w:type="spellEnd"/>
+      <w:r>
+        <w:rPr>
+          <w:lang w:val="en-US"/>
+        </w:rPr>
+        <w:t xml:space="preserve"> = false</w:t>
+      </w:r>
+    </w:p>
+    <w:p>
+      <w:pPr>
+        <w:pStyle w:val="ListParagraph"/>
+        <w:ind w:left="1080"/>
+        <w:rPr>
+          <w:lang w:val="en-US"/>
+        </w:rPr>
+      </w:pPr>
+      <w:r>
+        <w:rPr>
+          <w:lang w:val="en-US"/>
+        </w:rPr>
+        <w:tab/>
+      </w:r>
+      <w:proofErr w:type="spellStart"/>
+      <w:proofErr w:type="gramStart"/>
+      <w:r>
+        <w:rPr>
+          <w:lang w:val="en-US"/>
+        </w:rPr>
+        <w:t>eureka.client</w:t>
+      </w:r>
+      <w:proofErr w:type="gramEnd"/>
+      <w:r>
+        <w:rPr>
+          <w:lang w:val="en-US"/>
+        </w:rPr>
+        <w:t>.fetchRegistry</w:t>
+      </w:r>
+      <w:proofErr w:type="spellEnd"/>
+      <w:r>
+        <w:rPr>
+          <w:lang w:val="en-US"/>
+        </w:rPr>
+        <w:t xml:space="preserve"> = false</w:t>
+      </w:r>
+    </w:p>
+    <w:p>
+      <w:pPr>
+        <w:pStyle w:val="ListParagraph"/>
+        <w:ind w:left="1080"/>
+        <w:rPr>
+          <w:lang w:val="en-US"/>
+        </w:rPr>
+      </w:pPr>
+      <w:r>
+        <w:rPr>
+          <w:lang w:val="en-US"/>
+        </w:rPr>
+        <w:tab/>
+      </w:r>
+      <w:proofErr w:type="spellStart"/>
+      <w:proofErr w:type="gramStart"/>
+      <w:r>
+        <w:rPr>
+          <w:lang w:val="en-US"/>
+        </w:rPr>
+        <w:t>server.port</w:t>
+      </w:r>
+      <w:proofErr w:type="spellEnd"/>
+      <w:proofErr w:type="gramEnd"/>
+      <w:r>
+        <w:rPr>
+          <w:lang w:val="en-US"/>
+        </w:rPr>
+        <w:t xml:space="preserve"> = 8761</w:t>
       </w:r>
     </w:p>
     <w:p>
@@ -1174,7 +1504,21 @@
         <w:rPr>
           <w:lang w:val="en-US"/>
         </w:rPr>
-        <w:t>1) create a spring boot starter application and choose "Eureka Discovery Clinet" and "Spring Web" in dependencies</w:t>
+        <w:t xml:space="preserve">1) create a spring boot starter application and choose "Eureka Discovery </w:t>
+      </w:r>
+      <w:proofErr w:type="spellStart"/>
+      <w:r>
+        <w:rPr>
+          <w:lang w:val="en-US"/>
+        </w:rPr>
+        <w:t>Clinet</w:t>
+      </w:r>
+      <w:proofErr w:type="spellEnd"/>
+      <w:r>
+        <w:rPr>
+          <w:lang w:val="en-US"/>
+        </w:rPr>
+        <w:t>" and "Spring Web" in dependencies</w:t>
       </w:r>
     </w:p>
     <w:p>
@@ -1239,35 +1583,112 @@
           <w:lang w:val="en-US"/>
         </w:rPr>
         <w:tab/>
-        <w:t>&lt;groupId&gt;org.springframework.boot&lt;/groupId&gt;</w:t>
-      </w:r>
-    </w:p>
-    <w:p>
-      <w:pPr>
-        <w:pStyle w:val="ListParagraph"/>
-        <w:ind w:left="1080"/>
-        <w:rPr>
-          <w:lang w:val="en-US"/>
-        </w:rPr>
-      </w:pPr>
-      <w:r>
-        <w:rPr>
-          <w:lang w:val="en-US"/>
-        </w:rPr>
-        <w:tab/>
-      </w:r>
-      <w:r>
-        <w:rPr>
-          <w:lang w:val="en-US"/>
-        </w:rPr>
-        <w:tab/>
-      </w:r>
-      <w:r>
-        <w:rPr>
-          <w:lang w:val="en-US"/>
-        </w:rPr>
-        <w:tab/>
-        <w:t>&lt;artifactId&gt;spring-boot-starter-web&lt;/artifactId&gt;</w:t>
+      </w:r>
+      <w:proofErr w:type="gramStart"/>
+      <w:r>
+        <w:rPr>
+          <w:lang w:val="en-US"/>
+        </w:rPr>
+        <w:t>&lt;</w:t>
+      </w:r>
+      <w:proofErr w:type="spellStart"/>
+      <w:r>
+        <w:rPr>
+          <w:lang w:val="en-US"/>
+        </w:rPr>
+        <w:t>groupId</w:t>
+      </w:r>
+      <w:proofErr w:type="spellEnd"/>
+      <w:r>
+        <w:rPr>
+          <w:lang w:val="en-US"/>
+        </w:rPr>
+        <w:t>&gt;</w:t>
+      </w:r>
+      <w:proofErr w:type="spellStart"/>
+      <w:r>
+        <w:rPr>
+          <w:lang w:val="en-US"/>
+        </w:rPr>
+        <w:t>org.springframework.boot</w:t>
+      </w:r>
+      <w:proofErr w:type="spellEnd"/>
+      <w:proofErr w:type="gramEnd"/>
+      <w:r>
+        <w:rPr>
+          <w:lang w:val="en-US"/>
+        </w:rPr>
+        <w:t>&lt;/</w:t>
+      </w:r>
+      <w:proofErr w:type="spellStart"/>
+      <w:r>
+        <w:rPr>
+          <w:lang w:val="en-US"/>
+        </w:rPr>
+        <w:t>groupId</w:t>
+      </w:r>
+      <w:proofErr w:type="spellEnd"/>
+      <w:r>
+        <w:rPr>
+          <w:lang w:val="en-US"/>
+        </w:rPr>
+        <w:t>&gt;</w:t>
+      </w:r>
+    </w:p>
+    <w:p>
+      <w:pPr>
+        <w:pStyle w:val="ListParagraph"/>
+        <w:ind w:left="1080"/>
+        <w:rPr>
+          <w:lang w:val="en-US"/>
+        </w:rPr>
+      </w:pPr>
+      <w:r>
+        <w:rPr>
+          <w:lang w:val="en-US"/>
+        </w:rPr>
+        <w:tab/>
+      </w:r>
+      <w:r>
+        <w:rPr>
+          <w:lang w:val="en-US"/>
+        </w:rPr>
+        <w:tab/>
+      </w:r>
+      <w:r>
+        <w:rPr>
+          <w:lang w:val="en-US"/>
+        </w:rPr>
+        <w:tab/>
+        <w:t>&lt;</w:t>
+      </w:r>
+      <w:proofErr w:type="spellStart"/>
+      <w:r>
+        <w:rPr>
+          <w:lang w:val="en-US"/>
+        </w:rPr>
+        <w:t>artifactId</w:t>
+      </w:r>
+      <w:proofErr w:type="spellEnd"/>
+      <w:r>
+        <w:rPr>
+          <w:lang w:val="en-US"/>
+        </w:rPr>
+        <w:t>&gt;spring-boot-starter-web&lt;/</w:t>
+      </w:r>
+      <w:proofErr w:type="spellStart"/>
+      <w:r>
+        <w:rPr>
+          <w:lang w:val="en-US"/>
+        </w:rPr>
+        <w:t>artifactId</w:t>
+      </w:r>
+      <w:proofErr w:type="spellEnd"/>
+      <w:r>
+        <w:rPr>
+          <w:lang w:val="en-US"/>
+        </w:rPr>
+        <w:t>&gt;</w:t>
       </w:r>
     </w:p>
     <w:p>
@@ -1353,7 +1774,56 @@
           <w:lang w:val="en-US"/>
         </w:rPr>
         <w:tab/>
-        <w:t>&lt;groupId&gt;org.springframework.cloud&lt;/groupId&gt;</w:t>
+      </w:r>
+      <w:proofErr w:type="gramStart"/>
+      <w:r>
+        <w:rPr>
+          <w:lang w:val="en-US"/>
+        </w:rPr>
+        <w:t>&lt;</w:t>
+      </w:r>
+      <w:proofErr w:type="spellStart"/>
+      <w:r>
+        <w:rPr>
+          <w:lang w:val="en-US"/>
+        </w:rPr>
+        <w:t>groupId</w:t>
+      </w:r>
+      <w:proofErr w:type="spellEnd"/>
+      <w:r>
+        <w:rPr>
+          <w:lang w:val="en-US"/>
+        </w:rPr>
+        <w:t>&gt;</w:t>
+      </w:r>
+      <w:proofErr w:type="spellStart"/>
+      <w:r>
+        <w:rPr>
+          <w:lang w:val="en-US"/>
+        </w:rPr>
+        <w:t>org.springframework.cloud</w:t>
+      </w:r>
+      <w:proofErr w:type="spellEnd"/>
+      <w:proofErr w:type="gramEnd"/>
+      <w:r>
+        <w:rPr>
+          <w:lang w:val="en-US"/>
+        </w:rPr>
+        <w:t>&lt;/</w:t>
+      </w:r>
+      <w:proofErr w:type="spellStart"/>
+      <w:r>
+        <w:rPr>
+          <w:lang w:val="en-US"/>
+        </w:rPr>
+        <w:t>groupId</w:t>
+      </w:r>
+      <w:proofErr w:type="spellEnd"/>
+      <w:r>
+        <w:rPr>
+          <w:lang w:val="en-US"/>
+        </w:rPr>
+        <w:t>&gt;</w:t>
       </w:r>
     </w:p>
     <w:p>
@@ -1454,35 +1924,112 @@
           <w:lang w:val="en-US"/>
         </w:rPr>
         <w:tab/>
-        <w:t>&lt;groupId&gt;org.springframework.boot&lt;/groupId&gt;</w:t>
-      </w:r>
-    </w:p>
-    <w:p>
-      <w:pPr>
-        <w:pStyle w:val="ListParagraph"/>
-        <w:ind w:left="1080"/>
-        <w:rPr>
-          <w:lang w:val="en-US"/>
-        </w:rPr>
-      </w:pPr>
-      <w:r>
-        <w:rPr>
-          <w:lang w:val="en-US"/>
-        </w:rPr>
-        <w:tab/>
-      </w:r>
-      <w:r>
-        <w:rPr>
-          <w:lang w:val="en-US"/>
-        </w:rPr>
-        <w:tab/>
-      </w:r>
-      <w:r>
-        <w:rPr>
-          <w:lang w:val="en-US"/>
-        </w:rPr>
-        <w:tab/>
-        <w:t>&lt;artifactId&gt;spring-boot-starter-tomcat&lt;/artifactId&gt;</w:t>
+      </w:r>
+      <w:proofErr w:type="gramStart"/>
+      <w:r>
+        <w:rPr>
+          <w:lang w:val="en-US"/>
+        </w:rPr>
+        <w:t>&lt;</w:t>
+      </w:r>
+      <w:proofErr w:type="spellStart"/>
+      <w:r>
+        <w:rPr>
+          <w:lang w:val="en-US"/>
+        </w:rPr>
+        <w:t>groupId</w:t>
+      </w:r>
+      <w:proofErr w:type="spellEnd"/>
+      <w:r>
+        <w:rPr>
+          <w:lang w:val="en-US"/>
+        </w:rPr>
+        <w:t>&gt;</w:t>
+      </w:r>
+      <w:proofErr w:type="spellStart"/>
+      <w:r>
+        <w:rPr>
+          <w:lang w:val="en-US"/>
+        </w:rPr>
+        <w:t>org.springframework.boot</w:t>
+      </w:r>
+      <w:proofErr w:type="spellEnd"/>
+      <w:proofErr w:type="gramEnd"/>
+      <w:r>
+        <w:rPr>
+          <w:lang w:val="en-US"/>
+        </w:rPr>
+        <w:t>&lt;/</w:t>
+      </w:r>
+      <w:proofErr w:type="spellStart"/>
+      <w:r>
+        <w:rPr>
+          <w:lang w:val="en-US"/>
+        </w:rPr>
+        <w:t>groupId</w:t>
+      </w:r>
+      <w:proofErr w:type="spellEnd"/>
+      <w:r>
+        <w:rPr>
+          <w:lang w:val="en-US"/>
+        </w:rPr>
+        <w:t>&gt;</w:t>
+      </w:r>
+    </w:p>
+    <w:p>
+      <w:pPr>
+        <w:pStyle w:val="ListParagraph"/>
+        <w:ind w:left="1080"/>
+        <w:rPr>
+          <w:lang w:val="en-US"/>
+        </w:rPr>
+      </w:pPr>
+      <w:r>
+        <w:rPr>
+          <w:lang w:val="en-US"/>
+        </w:rPr>
+        <w:tab/>
+      </w:r>
+      <w:r>
+        <w:rPr>
+          <w:lang w:val="en-US"/>
+        </w:rPr>
+        <w:tab/>
+      </w:r>
+      <w:r>
+        <w:rPr>
+          <w:lang w:val="en-US"/>
+        </w:rPr>
+        <w:tab/>
+        <w:t>&lt;</w:t>
+      </w:r>
+      <w:proofErr w:type="spellStart"/>
+      <w:r>
+        <w:rPr>
+          <w:lang w:val="en-US"/>
+        </w:rPr>
+        <w:t>artifactId</w:t>
+      </w:r>
+      <w:proofErr w:type="spellEnd"/>
+      <w:r>
+        <w:rPr>
+          <w:lang w:val="en-US"/>
+        </w:rPr>
+        <w:t>&gt;spring-boot-starter-tomcat&lt;/</w:t>
+      </w:r>
+      <w:proofErr w:type="spellStart"/>
+      <w:r>
+        <w:rPr>
+          <w:lang w:val="en-US"/>
+        </w:rPr>
+        <w:t>artifactId</w:t>
+      </w:r>
+      <w:proofErr w:type="spellEnd"/>
+      <w:r>
+        <w:rPr>
+          <w:lang w:val="en-US"/>
+        </w:rPr>
+        <w:t>&gt;</w:t>
       </w:r>
     </w:p>
     <w:p>
@@ -1582,35 +2129,112 @@
           <w:lang w:val="en-US"/>
         </w:rPr>
         <w:tab/>
-        <w:t>&lt;groupId&gt;org.springframework.boot&lt;/groupId&gt;</w:t>
-      </w:r>
-    </w:p>
-    <w:p>
-      <w:pPr>
-        <w:pStyle w:val="ListParagraph"/>
-        <w:ind w:left="1080"/>
-        <w:rPr>
-          <w:lang w:val="en-US"/>
-        </w:rPr>
-      </w:pPr>
-      <w:r>
-        <w:rPr>
-          <w:lang w:val="en-US"/>
-        </w:rPr>
-        <w:tab/>
-      </w:r>
-      <w:r>
-        <w:rPr>
-          <w:lang w:val="en-US"/>
-        </w:rPr>
-        <w:tab/>
-      </w:r>
-      <w:r>
-        <w:rPr>
-          <w:lang w:val="en-US"/>
-        </w:rPr>
-        <w:tab/>
-        <w:t>&lt;artifactId&gt;spring-boot-starter-test&lt;/artifactId&gt;</w:t>
+      </w:r>
+      <w:proofErr w:type="gramStart"/>
+      <w:r>
+        <w:rPr>
+          <w:lang w:val="en-US"/>
+        </w:rPr>
+        <w:t>&lt;</w:t>
+      </w:r>
+      <w:proofErr w:type="spellStart"/>
+      <w:r>
+        <w:rPr>
+          <w:lang w:val="en-US"/>
+        </w:rPr>
+        <w:t>groupId</w:t>
+      </w:r>
+      <w:proofErr w:type="spellEnd"/>
+      <w:r>
+        <w:rPr>
+          <w:lang w:val="en-US"/>
+        </w:rPr>
+        <w:t>&gt;</w:t>
+      </w:r>
+      <w:proofErr w:type="spellStart"/>
+      <w:r>
+        <w:rPr>
+          <w:lang w:val="en-US"/>
+        </w:rPr>
+        <w:t>org.springframework.boot</w:t>
+      </w:r>
+      <w:proofErr w:type="spellEnd"/>
+      <w:proofErr w:type="gramEnd"/>
+      <w:r>
+        <w:rPr>
+          <w:lang w:val="en-US"/>
+        </w:rPr>
+        <w:t>&lt;/</w:t>
+      </w:r>
+      <w:proofErr w:type="spellStart"/>
+      <w:r>
+        <w:rPr>
+          <w:lang w:val="en-US"/>
+        </w:rPr>
+        <w:t>groupId</w:t>
+      </w:r>
+      <w:proofErr w:type="spellEnd"/>
+      <w:r>
+        <w:rPr>
+          <w:lang w:val="en-US"/>
+        </w:rPr>
+        <w:t>&gt;</w:t>
+      </w:r>
+    </w:p>
+    <w:p>
+      <w:pPr>
+        <w:pStyle w:val="ListParagraph"/>
+        <w:ind w:left="1080"/>
+        <w:rPr>
+          <w:lang w:val="en-US"/>
+        </w:rPr>
+      </w:pPr>
+      <w:r>
+        <w:rPr>
+          <w:lang w:val="en-US"/>
+        </w:rPr>
+        <w:tab/>
+      </w:r>
+      <w:r>
+        <w:rPr>
+          <w:lang w:val="en-US"/>
+        </w:rPr>
+        <w:tab/>
+      </w:r>
+      <w:r>
+        <w:rPr>
+          <w:lang w:val="en-US"/>
+        </w:rPr>
+        <w:tab/>
+        <w:t>&lt;</w:t>
+      </w:r>
+      <w:proofErr w:type="spellStart"/>
+      <w:r>
+        <w:rPr>
+          <w:lang w:val="en-US"/>
+        </w:rPr>
+        <w:t>artifactId</w:t>
+      </w:r>
+      <w:proofErr w:type="spellEnd"/>
+      <w:r>
+        <w:rPr>
+          <w:lang w:val="en-US"/>
+        </w:rPr>
+        <w:t>&gt;spring-boot-starter-test&lt;/</w:t>
+      </w:r>
+      <w:proofErr w:type="spellStart"/>
+      <w:r>
+        <w:rPr>
+          <w:lang w:val="en-US"/>
+        </w:rPr>
+        <w:t>artifactId</w:t>
+      </w:r>
+      <w:proofErr w:type="spellEnd"/>
+      <w:r>
+        <w:rPr>
+          <w:lang w:val="en-US"/>
+        </w:rPr>
+        <w:t>&gt;</w:t>
       </w:r>
     </w:p>
     <w:p>
@@ -1865,29 +2489,92 @@
           <w:lang w:val="en-US"/>
         </w:rPr>
         <w:tab/>
-        <w:t>public static void main(String[] args) {</w:t>
-      </w:r>
-    </w:p>
-    <w:p>
-      <w:pPr>
-        <w:pStyle w:val="ListParagraph"/>
-        <w:ind w:left="1080"/>
-        <w:rPr>
-          <w:lang w:val="en-US"/>
-        </w:rPr>
-      </w:pPr>
-      <w:r>
-        <w:rPr>
-          <w:lang w:val="en-US"/>
-        </w:rPr>
-        <w:tab/>
-      </w:r>
-      <w:r>
-        <w:rPr>
-          <w:lang w:val="en-US"/>
-        </w:rPr>
-        <w:tab/>
-        <w:t>SpringApplication.run(EurekaClient1Application.class, args);</w:t>
+        <w:t xml:space="preserve">public static void </w:t>
+      </w:r>
+      <w:proofErr w:type="gramStart"/>
+      <w:r>
+        <w:rPr>
+          <w:lang w:val="en-US"/>
+        </w:rPr>
+        <w:t>main(</w:t>
+      </w:r>
+      <w:proofErr w:type="gramEnd"/>
+      <w:r>
+        <w:rPr>
+          <w:lang w:val="en-US"/>
+        </w:rPr>
+        <w:t xml:space="preserve">String[] </w:t>
+      </w:r>
+      <w:proofErr w:type="spellStart"/>
+      <w:r>
+        <w:rPr>
+          <w:lang w:val="en-US"/>
+        </w:rPr>
+        <w:t>args</w:t>
+      </w:r>
+      <w:proofErr w:type="spellEnd"/>
+      <w:r>
+        <w:rPr>
+          <w:lang w:val="en-US"/>
+        </w:rPr>
+        <w:t>) {</w:t>
+      </w:r>
+    </w:p>
+    <w:p>
+      <w:pPr>
+        <w:pStyle w:val="ListParagraph"/>
+        <w:ind w:left="1080"/>
+        <w:rPr>
+          <w:lang w:val="en-US"/>
+        </w:rPr>
+      </w:pPr>
+      <w:r>
+        <w:rPr>
+          <w:lang w:val="en-US"/>
+        </w:rPr>
+        <w:tab/>
+      </w:r>
+      <w:r>
+        <w:rPr>
+          <w:lang w:val="en-US"/>
+        </w:rPr>
+        <w:tab/>
+      </w:r>
+      <w:proofErr w:type="spellStart"/>
+      <w:proofErr w:type="gramStart"/>
+      <w:r>
+        <w:rPr>
+          <w:lang w:val="en-US"/>
+        </w:rPr>
+        <w:t>SpringApplication.run</w:t>
+      </w:r>
+      <w:proofErr w:type="spellEnd"/>
+      <w:r>
+        <w:rPr>
+          <w:lang w:val="en-US"/>
+        </w:rPr>
+        <w:t>(</w:t>
+      </w:r>
+      <w:proofErr w:type="gramEnd"/>
+      <w:r>
+        <w:rPr>
+          <w:lang w:val="en-US"/>
+        </w:rPr>
+        <w:t xml:space="preserve">EurekaClient1Application.class, </w:t>
+      </w:r>
+      <w:proofErr w:type="spellStart"/>
+      <w:r>
+        <w:rPr>
+          <w:lang w:val="en-US"/>
+        </w:rPr>
+        <w:t>args</w:t>
+      </w:r>
+      <w:proofErr w:type="spellEnd"/>
+      <w:r>
+        <w:rPr>
+          <w:lang w:val="en-US"/>
+        </w:rPr>
+        <w:t>);</w:t>
       </w:r>
     </w:p>
     <w:p>
@@ -1934,23 +2621,51 @@
           <w:lang w:val="en-US"/>
         </w:rPr>
         <w:tab/>
-        <w:t>@GetMapping("/")</w:t>
-      </w:r>
-    </w:p>
-    <w:p>
-      <w:pPr>
-        <w:pStyle w:val="ListParagraph"/>
-        <w:ind w:left="1080"/>
-        <w:rPr>
-          <w:lang w:val="en-US"/>
-        </w:rPr>
-      </w:pPr>
-      <w:r>
-        <w:rPr>
-          <w:lang w:val="en-US"/>
-        </w:rPr>
-        <w:tab/>
-        <w:t>public String home()</w:t>
+        <w:t>@</w:t>
+      </w:r>
+      <w:proofErr w:type="gramStart"/>
+      <w:r>
+        <w:rPr>
+          <w:lang w:val="en-US"/>
+        </w:rPr>
+        <w:t>GetMapping(</w:t>
+      </w:r>
+      <w:proofErr w:type="gramEnd"/>
+      <w:r>
+        <w:rPr>
+          <w:lang w:val="en-US"/>
+        </w:rPr>
+        <w:t>"/")</w:t>
+      </w:r>
+    </w:p>
+    <w:p>
+      <w:pPr>
+        <w:pStyle w:val="ListParagraph"/>
+        <w:ind w:left="1080"/>
+        <w:rPr>
+          <w:lang w:val="en-US"/>
+        </w:rPr>
+      </w:pPr>
+      <w:r>
+        <w:rPr>
+          <w:lang w:val="en-US"/>
+        </w:rPr>
+        <w:tab/>
+        <w:t xml:space="preserve">public String </w:t>
+      </w:r>
+      <w:proofErr w:type="gramStart"/>
+      <w:r>
+        <w:rPr>
+          <w:lang w:val="en-US"/>
+        </w:rPr>
+        <w:t>home(</w:t>
+      </w:r>
+      <w:proofErr w:type="gramEnd"/>
+      <w:r>
+        <w:rPr>
+          <w:lang w:val="en-US"/>
+        </w:rPr>
+        <w:t>)</w:t>
       </w:r>
     </w:p>
     <w:p>
@@ -2052,37 +2767,57 @@
         <w:rPr>
           <w:lang w:val="en-US"/>
         </w:rPr>
-        <w:t>4) application.properties</w:t>
-      </w:r>
-    </w:p>
-    <w:p>
-      <w:pPr>
-        <w:pStyle w:val="ListParagraph"/>
-        <w:ind w:left="1080"/>
-        <w:rPr>
-          <w:lang w:val="en-US"/>
-        </w:rPr>
-      </w:pPr>
-      <w:r>
-        <w:rPr>
-          <w:lang w:val="en-US"/>
-        </w:rPr>
-        <w:tab/>
-      </w:r>
-    </w:p>
-    <w:p>
-      <w:pPr>
-        <w:pStyle w:val="ListParagraph"/>
-        <w:ind w:left="1080"/>
-        <w:rPr>
-          <w:lang w:val="en-US"/>
-        </w:rPr>
-      </w:pPr>
-      <w:r>
-        <w:rPr>
-          <w:lang w:val="en-US"/>
-        </w:rPr>
-        <w:t>server.port=8383</w:t>
+        <w:t xml:space="preserve">4) </w:t>
+      </w:r>
+      <w:proofErr w:type="spellStart"/>
+      <w:proofErr w:type="gramStart"/>
+      <w:r>
+        <w:rPr>
+          <w:lang w:val="en-US"/>
+        </w:rPr>
+        <w:t>application.properties</w:t>
+      </w:r>
+      <w:proofErr w:type="spellEnd"/>
+      <w:proofErr w:type="gramEnd"/>
+    </w:p>
+    <w:p>
+      <w:pPr>
+        <w:pStyle w:val="ListParagraph"/>
+        <w:ind w:left="1080"/>
+        <w:rPr>
+          <w:lang w:val="en-US"/>
+        </w:rPr>
+      </w:pPr>
+      <w:r>
+        <w:rPr>
+          <w:lang w:val="en-US"/>
+        </w:rPr>
+        <w:tab/>
+      </w:r>
+    </w:p>
+    <w:p>
+      <w:pPr>
+        <w:pStyle w:val="ListParagraph"/>
+        <w:ind w:left="1080"/>
+        <w:rPr>
+          <w:lang w:val="en-US"/>
+        </w:rPr>
+      </w:pPr>
+      <w:proofErr w:type="spellStart"/>
+      <w:proofErr w:type="gramStart"/>
+      <w:r>
+        <w:rPr>
+          <w:lang w:val="en-US"/>
+        </w:rPr>
+        <w:t>server.port</w:t>
+      </w:r>
+      <w:proofErr w:type="spellEnd"/>
+      <w:proofErr w:type="gramEnd"/>
+      <w:r>
+        <w:rPr>
+          <w:lang w:val="en-US"/>
+        </w:rPr>
+        <w:t>=8383</w:t>
       </w:r>
     </w:p>
     <w:p>
@@ -2108,41 +2843,75 @@
           <w:lang w:val="en-US"/>
         </w:rPr>
       </w:pPr>
-      <w:r>
-        <w:rPr>
-          <w:lang w:val="en-US"/>
-        </w:rPr>
-        <w:t>eureka.instance.hostname=localhost</w:t>
-      </w:r>
-    </w:p>
-    <w:p>
-      <w:pPr>
-        <w:pStyle w:val="ListParagraph"/>
-        <w:ind w:left="1080"/>
-        <w:rPr>
-          <w:lang w:val="en-US"/>
-        </w:rPr>
-      </w:pPr>
-      <w:r>
-        <w:rPr>
-          <w:lang w:val="en-US"/>
-        </w:rPr>
-        <w:t>eureka.client.serviceUrl.defaultZone=http://${eureka.instance.hostname}:8761/eureka/</w:t>
-      </w:r>
-    </w:p>
-    <w:p>
-      <w:pPr>
-        <w:pStyle w:val="ListParagraph"/>
-        <w:ind w:left="1080"/>
-        <w:rPr>
-          <w:lang w:val="en-US"/>
-        </w:rPr>
-      </w:pPr>
-      <w:r>
-        <w:rPr>
-          <w:lang w:val="en-US"/>
-        </w:rPr>
-        <w:t>server.context-path=/account</w:t>
+      <w:proofErr w:type="spellStart"/>
+      <w:proofErr w:type="gramStart"/>
+      <w:r>
+        <w:rPr>
+          <w:lang w:val="en-US"/>
+        </w:rPr>
+        <w:t>eureka.instance</w:t>
+      </w:r>
+      <w:proofErr w:type="gramEnd"/>
+      <w:r>
+        <w:rPr>
+          <w:lang w:val="en-US"/>
+        </w:rPr>
+        <w:t>.hostname</w:t>
+      </w:r>
+      <w:proofErr w:type="spellEnd"/>
+      <w:r>
+        <w:rPr>
+          <w:lang w:val="en-US"/>
+        </w:rPr>
+        <w:t>=localhost</w:t>
+      </w:r>
+    </w:p>
+    <w:p>
+      <w:pPr>
+        <w:pStyle w:val="ListParagraph"/>
+        <w:ind w:left="1080"/>
+        <w:rPr>
+          <w:lang w:val="en-US"/>
+        </w:rPr>
+      </w:pPr>
+      <w:proofErr w:type="gramStart"/>
+      <w:r>
+        <w:rPr>
+          <w:lang w:val="en-US"/>
+        </w:rPr>
+        <w:t>eureka.client</w:t>
+      </w:r>
+      <w:proofErr w:type="gramEnd"/>
+      <w:r>
+        <w:rPr>
+          <w:lang w:val="en-US"/>
+        </w:rPr>
+        <w:t>.serviceUrl.defaultZone=http://${eureka.instance.hostname}:8761/eureka/</w:t>
+      </w:r>
+    </w:p>
+    <w:p>
+      <w:pPr>
+        <w:pStyle w:val="ListParagraph"/>
+        <w:ind w:left="1080"/>
+        <w:rPr>
+          <w:lang w:val="en-US"/>
+        </w:rPr>
+      </w:pPr>
+      <w:proofErr w:type="spellStart"/>
+      <w:proofErr w:type="gramStart"/>
+      <w:r>
+        <w:rPr>
+          <w:lang w:val="en-US"/>
+        </w:rPr>
+        <w:t>server.context</w:t>
+      </w:r>
+      <w:proofErr w:type="spellEnd"/>
+      <w:proofErr w:type="gramEnd"/>
+      <w:r>
+        <w:rPr>
+          <w:lang w:val="en-US"/>
+        </w:rPr>
+        <w:t>-path=/account</w:t>
       </w:r>
     </w:p>
     <w:p>
@@ -2223,7 +2992,34 @@
         </w:rPr>
         <w:lastRenderedPageBreak/>
         <w:tab/>
-        <w:t>EurekaClient eurekaClient;</w:t>
+      </w:r>
+      <w:proofErr w:type="spellStart"/>
+      <w:r>
+        <w:rPr>
+          <w:lang w:val="en-US"/>
+        </w:rPr>
+        <w:t>EurekaClient</w:t>
+      </w:r>
+      <w:proofErr w:type="spellEnd"/>
+      <w:r>
+        <w:rPr>
+          <w:lang w:val="en-US"/>
+        </w:rPr>
+        <w:t xml:space="preserve"> </w:t>
+      </w:r>
+      <w:proofErr w:type="spellStart"/>
+      <w:r>
+        <w:rPr>
+          <w:lang w:val="en-US"/>
+        </w:rPr>
+        <w:t>eurekaClient</w:t>
+      </w:r>
+      <w:proofErr w:type="spellEnd"/>
+      <w:r>
+        <w:rPr>
+          <w:lang w:val="en-US"/>
+        </w:rPr>
+        <w:t>;</w:t>
       </w:r>
     </w:p>
     <w:p>
@@ -2279,7 +3075,29 @@
           <w:lang w:val="en-US"/>
         </w:rPr>
         <w:tab/>
-        <w:t>public Applications getApplications()</w:t>
+        <w:t xml:space="preserve">public Applications </w:t>
+      </w:r>
+      <w:proofErr w:type="spellStart"/>
+      <w:proofErr w:type="gramStart"/>
+      <w:r>
+        <w:rPr>
+          <w:lang w:val="en-US"/>
+        </w:rPr>
+        <w:t>getApplications</w:t>
+      </w:r>
+      <w:proofErr w:type="spellEnd"/>
+      <w:r>
+        <w:rPr>
+          <w:lang w:val="en-US"/>
+        </w:rPr>
+        <w:t>(</w:t>
+      </w:r>
+      <w:proofErr w:type="gramEnd"/>
+      <w:r>
+        <w:rPr>
+          <w:lang w:val="en-US"/>
+        </w:rPr>
+        <w:t>)</w:t>
       </w:r>
     </w:p>
     <w:p>
@@ -2317,7 +3135,21 @@
           <w:lang w:val="en-US"/>
         </w:rPr>
         <w:tab/>
-        <w:t>return eurekaClient.getApplications();</w:t>
+        <w:t xml:space="preserve">return </w:t>
+      </w:r>
+      <w:proofErr w:type="spellStart"/>
+      <w:r>
+        <w:rPr>
+          <w:lang w:val="en-US"/>
+        </w:rPr>
+        <w:t>eurekaClient.getApplications</w:t>
+      </w:r>
+      <w:proofErr w:type="spellEnd"/>
+      <w:r>
+        <w:rPr>
+          <w:lang w:val="en-US"/>
+        </w:rPr>
+        <w:t>();</w:t>
       </w:r>
     </w:p>
     <w:p>
@@ -2445,22 +3277,100 @@
         <w:rPr>
           <w:lang w:val="en-US"/>
         </w:rPr>
-        <w:t xml:space="preserve">            &lt;groupId&gt;org.springframework.boot&lt;/groupId&gt;</w:t>
-      </w:r>
-    </w:p>
-    <w:p>
-      <w:pPr>
-        <w:pStyle w:val="ListParagraph"/>
-        <w:ind w:left="1080"/>
-        <w:rPr>
-          <w:lang w:val="en-US"/>
-        </w:rPr>
-      </w:pPr>
-      <w:r>
-        <w:rPr>
-          <w:lang w:val="en-US"/>
-        </w:rPr>
-        <w:t xml:space="preserve">            &lt;artifactId&gt;spring-boot-starter-actuator&lt;/artifactId&gt;</w:t>
+        <w:t xml:space="preserve">            </w:t>
+      </w:r>
+      <w:proofErr w:type="gramStart"/>
+      <w:r>
+        <w:rPr>
+          <w:lang w:val="en-US"/>
+        </w:rPr>
+        <w:t>&lt;</w:t>
+      </w:r>
+      <w:proofErr w:type="spellStart"/>
+      <w:r>
+        <w:rPr>
+          <w:lang w:val="en-US"/>
+        </w:rPr>
+        <w:t>groupId</w:t>
+      </w:r>
+      <w:proofErr w:type="spellEnd"/>
+      <w:r>
+        <w:rPr>
+          <w:lang w:val="en-US"/>
+        </w:rPr>
+        <w:t>&gt;</w:t>
+      </w:r>
+      <w:proofErr w:type="spellStart"/>
+      <w:r>
+        <w:rPr>
+          <w:lang w:val="en-US"/>
+        </w:rPr>
+        <w:t>org.springframework.boot</w:t>
+      </w:r>
+      <w:proofErr w:type="spellEnd"/>
+      <w:proofErr w:type="gramEnd"/>
+      <w:r>
+        <w:rPr>
+          <w:lang w:val="en-US"/>
+        </w:rPr>
+        <w:t>&lt;/</w:t>
+      </w:r>
+      <w:proofErr w:type="spellStart"/>
+      <w:r>
+        <w:rPr>
+          <w:lang w:val="en-US"/>
+        </w:rPr>
+        <w:t>groupId</w:t>
+      </w:r>
+      <w:proofErr w:type="spellEnd"/>
+      <w:r>
+        <w:rPr>
+          <w:lang w:val="en-US"/>
+        </w:rPr>
+        <w:t>&gt;</w:t>
+      </w:r>
+    </w:p>
+    <w:p>
+      <w:pPr>
+        <w:pStyle w:val="ListParagraph"/>
+        <w:ind w:left="1080"/>
+        <w:rPr>
+          <w:lang w:val="en-US"/>
+        </w:rPr>
+      </w:pPr>
+      <w:r>
+        <w:rPr>
+          <w:lang w:val="en-US"/>
+        </w:rPr>
+        <w:t xml:space="preserve">            &lt;</w:t>
+      </w:r>
+      <w:proofErr w:type="spellStart"/>
+      <w:r>
+        <w:rPr>
+          <w:lang w:val="en-US"/>
+        </w:rPr>
+        <w:t>artifactId</w:t>
+      </w:r>
+      <w:proofErr w:type="spellEnd"/>
+      <w:r>
+        <w:rPr>
+          <w:lang w:val="en-US"/>
+        </w:rPr>
+        <w:t>&gt;spring-boot-starter-actuator&lt;/</w:t>
+      </w:r>
+      <w:proofErr w:type="spellStart"/>
+      <w:r>
+        <w:rPr>
+          <w:lang w:val="en-US"/>
+        </w:rPr>
+        <w:t>artifactId</w:t>
+      </w:r>
+      <w:proofErr w:type="spellEnd"/>
+      <w:r>
+        <w:rPr>
+          <w:lang w:val="en-US"/>
+        </w:rPr>
+        <w:t>&gt;</w:t>
       </w:r>
     </w:p>
     <w:p>
@@ -2477,6 +3387,83 @@
         </w:rPr>
         <w:t xml:space="preserve">        &lt;/dependency&gt;</w:t>
       </w:r>
+    </w:p>
+    <w:p>
+      <w:pPr>
+        <w:pStyle w:val="ListParagraph"/>
+        <w:ind w:left="1080"/>
+        <w:rPr>
+          <w:lang w:val="en-US"/>
+        </w:rPr>
+      </w:pPr>
+    </w:p>
+    <w:p>
+      <w:pPr>
+        <w:pStyle w:val="ListParagraph"/>
+        <w:pBdr>
+          <w:bottom w:val="single" w:sz="6" w:space="1" w:color="auto"/>
+        </w:pBdr>
+        <w:ind w:left="1080"/>
+        <w:rPr>
+          <w:lang w:val="en-US"/>
+        </w:rPr>
+      </w:pPr>
+    </w:p>
+    <w:p>
+      <w:pPr>
+        <w:pStyle w:val="ListParagraph"/>
+        <w:ind w:left="1080"/>
+        <w:rPr>
+          <w:lang w:val="en-US"/>
+        </w:rPr>
+      </w:pPr>
+      <w:r>
+        <w:rPr>
+          <w:lang w:val="en-US"/>
+        </w:rPr>
+        <w:t xml:space="preserve">Modern </w:t>
+      </w:r>
+      <w:proofErr w:type="spellStart"/>
+      <w:r>
+        <w:rPr>
+          <w:lang w:val="en-US"/>
+        </w:rPr>
+        <w:t>Javascript</w:t>
+      </w:r>
+      <w:proofErr w:type="spellEnd"/>
+      <w:r>
+        <w:rPr>
+          <w:lang w:val="en-US"/>
+        </w:rPr>
+        <w:t xml:space="preserve"> tutorial</w:t>
+      </w:r>
+    </w:p>
+    <w:p>
+      <w:pPr>
+        <w:pStyle w:val="ListParagraph"/>
+        <w:ind w:left="1080"/>
+        <w:rPr>
+          <w:lang w:val="en-US"/>
+        </w:rPr>
+      </w:pPr>
+      <w:hyperlink r:id="rId6" w:history="1">
+        <w:r>
+          <w:rPr>
+            <w:rStyle w:val="Hyperlink"/>
+            <w:lang w:val="en-US"/>
+          </w:rPr>
+          <w:t>https://javascript.info/</w:t>
+        </w:r>
+      </w:hyperlink>
+    </w:p>
+    <w:p>
+      <w:pPr>
+        <w:pStyle w:val="ListParagraph"/>
+        <w:ind w:left="1080"/>
+        <w:rPr>
+          <w:lang w:val="en-US"/>
+        </w:rPr>
+      </w:pPr>
     </w:p>
     <w:sectPr>
       <w:pgSz w:w="11906" w:h="16838"/>

--- a/notes_08Jun2023.docx
+++ b/notes_08Jun2023.docx
@@ -3455,6 +3455,181 @@
           <w:t>https://javascript.info/</w:t>
         </w:r>
       </w:hyperlink>
+    </w:p>
+    <w:p>
+      <w:pPr>
+        <w:pStyle w:val="ListParagraph"/>
+        <w:ind w:left="1080"/>
+        <w:rPr>
+          <w:lang w:val="en-US"/>
+        </w:rPr>
+      </w:pPr>
+    </w:p>
+    <w:p>
+      <w:pPr>
+        <w:pStyle w:val="ListParagraph"/>
+        <w:ind w:left="1080"/>
+        <w:rPr>
+          <w:lang w:val="en-US"/>
+        </w:rPr>
+      </w:pPr>
+    </w:p>
+    <w:p>
+      <w:pPr>
+        <w:pStyle w:val="ListParagraph"/>
+        <w:pBdr>
+          <w:bottom w:val="single" w:sz="6" w:space="1" w:color="auto"/>
+        </w:pBdr>
+        <w:ind w:left="1080"/>
+        <w:rPr>
+          <w:lang w:val="en-US"/>
+        </w:rPr>
+      </w:pPr>
+    </w:p>
+    <w:p>
+      <w:pPr>
+        <w:pStyle w:val="ListParagraph"/>
+        <w:ind w:left="1080"/>
+        <w:rPr>
+          <w:lang w:val="en-US"/>
+        </w:rPr>
+      </w:pPr>
+      <w:r>
+        <w:rPr>
+          <w:lang w:val="en-US"/>
+        </w:rPr>
+        <w:t>OAuth2</w:t>
+      </w:r>
+    </w:p>
+    <w:p>
+      <w:pPr>
+        <w:pStyle w:val="ListParagraph"/>
+        <w:ind w:left="1080"/>
+        <w:rPr>
+          <w:lang w:val="en-US"/>
+        </w:rPr>
+      </w:pPr>
+    </w:p>
+    <w:p>
+      <w:pPr>
+        <w:pStyle w:val="ListParagraph"/>
+        <w:ind w:left="1080"/>
+        <w:rPr>
+          <w:lang w:val="en-US"/>
+        </w:rPr>
+      </w:pPr>
+      <w:r>
+        <w:rPr>
+          <w:lang w:val="en-US"/>
+        </w:rPr>
+        <w:t>Open Authentication</w:t>
+      </w:r>
+    </w:p>
+    <w:p>
+      <w:pPr>
+        <w:pStyle w:val="ListParagraph"/>
+        <w:ind w:left="1080"/>
+        <w:rPr>
+          <w:lang w:val="en-US"/>
+        </w:rPr>
+      </w:pPr>
+      <w:r>
+        <w:rPr>
+          <w:lang w:val="en-US"/>
+        </w:rPr>
+        <w:tab/>
+        <w:t>This allows us to use the authentication feature provided by service providers like</w:t>
+      </w:r>
+    </w:p>
+    <w:p>
+      <w:pPr>
+        <w:pStyle w:val="ListParagraph"/>
+        <w:ind w:left="1080"/>
+        <w:rPr>
+          <w:lang w:val="en-US"/>
+        </w:rPr>
+      </w:pPr>
+      <w:r>
+        <w:rPr>
+          <w:lang w:val="en-US"/>
+        </w:rPr>
+        <w:tab/>
+      </w:r>
+      <w:r>
+        <w:rPr>
+          <w:lang w:val="en-US"/>
+        </w:rPr>
+        <w:tab/>
+        <w:t>Google</w:t>
+      </w:r>
+    </w:p>
+    <w:p>
+      <w:pPr>
+        <w:pStyle w:val="ListParagraph"/>
+        <w:ind w:left="1080"/>
+        <w:rPr>
+          <w:lang w:val="en-US"/>
+        </w:rPr>
+      </w:pPr>
+      <w:r>
+        <w:rPr>
+          <w:lang w:val="en-US"/>
+        </w:rPr>
+        <w:tab/>
+      </w:r>
+      <w:r>
+        <w:rPr>
+          <w:lang w:val="en-US"/>
+        </w:rPr>
+        <w:tab/>
+        <w:t>Facebook</w:t>
+      </w:r>
+    </w:p>
+    <w:p>
+      <w:pPr>
+        <w:pStyle w:val="ListParagraph"/>
+        <w:ind w:left="1080"/>
+        <w:rPr>
+          <w:lang w:val="en-US"/>
+        </w:rPr>
+      </w:pPr>
+      <w:r>
+        <w:rPr>
+          <w:lang w:val="en-US"/>
+        </w:rPr>
+        <w:tab/>
+      </w:r>
+      <w:r>
+        <w:rPr>
+          <w:lang w:val="en-US"/>
+        </w:rPr>
+        <w:tab/>
+        <w:t>GitHub</w:t>
+      </w:r>
+    </w:p>
+    <w:p>
+      <w:pPr>
+        <w:pStyle w:val="ListParagraph"/>
+        <w:ind w:left="1080"/>
+        <w:rPr>
+          <w:lang w:val="en-US"/>
+        </w:rPr>
+      </w:pPr>
+      <w:r>
+        <w:rPr>
+          <w:lang w:val="en-US"/>
+        </w:rPr>
+        <w:t>Etc.</w:t>
+      </w:r>
+    </w:p>
+    <w:p>
+      <w:pPr>
+        <w:pStyle w:val="ListParagraph"/>
+        <w:ind w:left="1080"/>
+        <w:rPr>
+          <w:lang w:val="en-US"/>
+        </w:rPr>
+      </w:pPr>
     </w:p>
     <w:p>
       <w:pPr>

--- a/notes_08Jun2023.docx
+++ b/notes_08Jun2023.docx
@@ -3620,6 +3620,557 @@
           <w:lang w:val="en-US"/>
         </w:rPr>
         <w:t>Etc.</w:t>
+      </w:r>
+    </w:p>
+    <w:p>
+      <w:pPr>
+        <w:pStyle w:val="ListParagraph"/>
+        <w:ind w:left="1080"/>
+        <w:rPr>
+          <w:lang w:val="en-US"/>
+        </w:rPr>
+      </w:pPr>
+    </w:p>
+    <w:p>
+      <w:pPr>
+        <w:pStyle w:val="ListParagraph"/>
+        <w:ind w:left="1080"/>
+        <w:rPr>
+          <w:lang w:val="en-US"/>
+        </w:rPr>
+      </w:pPr>
+    </w:p>
+    <w:p>
+      <w:pPr>
+        <w:pStyle w:val="ListParagraph"/>
+        <w:ind w:left="1080"/>
+        <w:rPr>
+          <w:lang w:val="en-US"/>
+        </w:rPr>
+      </w:pPr>
+      <w:proofErr w:type="gramStart"/>
+      <w:r>
+        <w:rPr>
+          <w:lang w:val="en-US"/>
+        </w:rPr>
+        <w:t>First</w:t>
+      </w:r>
+      <w:proofErr w:type="gramEnd"/>
+      <w:r>
+        <w:rPr>
+          <w:lang w:val="en-US"/>
+        </w:rPr>
+        <w:t xml:space="preserve"> we need to login to Google Cloud Platform</w:t>
+      </w:r>
+    </w:p>
+    <w:p>
+      <w:pPr>
+        <w:pStyle w:val="ListParagraph"/>
+        <w:ind w:left="1080"/>
+        <w:rPr>
+          <w:lang w:val="en-US"/>
+        </w:rPr>
+      </w:pPr>
+    </w:p>
+    <w:p>
+      <w:pPr>
+        <w:pStyle w:val="ListParagraph"/>
+        <w:ind w:left="1080"/>
+        <w:rPr>
+          <w:lang w:val="en-US"/>
+        </w:rPr>
+      </w:pPr>
+      <w:r>
+        <w:rPr>
+          <w:lang w:val="en-US"/>
+        </w:rPr>
+        <w:t>And note down the client id and client secret:</w:t>
+      </w:r>
+    </w:p>
+    <w:p>
+      <w:pPr>
+        <w:pStyle w:val="ListParagraph"/>
+        <w:ind w:left="1080"/>
+        <w:rPr>
+          <w:lang w:val="en-US"/>
+        </w:rPr>
+      </w:pPr>
+    </w:p>
+    <w:p>
+      <w:pPr>
+        <w:pStyle w:val="ListParagraph"/>
+        <w:ind w:left="1080"/>
+        <w:rPr>
+          <w:lang w:val="en-US"/>
+        </w:rPr>
+      </w:pPr>
+      <w:r>
+        <w:rPr>
+          <w:lang w:val="en-US"/>
+        </w:rPr>
+        <w:t># OAuth2 configuration</w:t>
+      </w:r>
+    </w:p>
+    <w:p>
+      <w:pPr>
+        <w:pStyle w:val="ListParagraph"/>
+        <w:ind w:left="1080"/>
+        <w:rPr>
+          <w:lang w:val="en-US"/>
+        </w:rPr>
+      </w:pPr>
+      <w:proofErr w:type="gramStart"/>
+      <w:r>
+        <w:rPr>
+          <w:lang w:val="en-US"/>
+        </w:rPr>
+        <w:t>security.oauth2.client</w:t>
+      </w:r>
+      <w:proofErr w:type="gramEnd"/>
+      <w:r>
+        <w:rPr>
+          <w:lang w:val="en-US"/>
+        </w:rPr>
+        <w:t>.clientId=</w:t>
+      </w:r>
+    </w:p>
+    <w:p>
+      <w:pPr>
+        <w:pStyle w:val="ListParagraph"/>
+        <w:ind w:left="1080"/>
+        <w:rPr>
+          <w:lang w:val="en-US"/>
+        </w:rPr>
+      </w:pPr>
+      <w:proofErr w:type="gramStart"/>
+      <w:r>
+        <w:rPr>
+          <w:lang w:val="en-US"/>
+        </w:rPr>
+        <w:t>security.oauth2.client</w:t>
+      </w:r>
+      <w:proofErr w:type="gramEnd"/>
+      <w:r>
+        <w:rPr>
+          <w:lang w:val="en-US"/>
+        </w:rPr>
+        <w:t>.clientSecret=</w:t>
+      </w:r>
+    </w:p>
+    <w:p>
+      <w:pPr>
+        <w:pStyle w:val="ListParagraph"/>
+        <w:ind w:left="1080"/>
+        <w:rPr>
+          <w:lang w:val="en-US"/>
+        </w:rPr>
+      </w:pPr>
+      <w:proofErr w:type="gramStart"/>
+      <w:r>
+        <w:rPr>
+          <w:lang w:val="en-US"/>
+        </w:rPr>
+        <w:t>security.oauth2.client</w:t>
+      </w:r>
+      <w:proofErr w:type="gramEnd"/>
+      <w:r>
+        <w:rPr>
+          <w:lang w:val="en-US"/>
+        </w:rPr>
+        <w:t>.preEstablishedRedirectUri=http://localhost:5001/callback</w:t>
+      </w:r>
+    </w:p>
+    <w:p>
+      <w:pPr>
+        <w:pStyle w:val="ListParagraph"/>
+        <w:ind w:left="1080"/>
+        <w:rPr>
+          <w:lang w:val="en-US"/>
+        </w:rPr>
+      </w:pPr>
+      <w:proofErr w:type="gramStart"/>
+      <w:r>
+        <w:rPr>
+          <w:lang w:val="en-US"/>
+        </w:rPr>
+        <w:t>security.oauth2.client</w:t>
+      </w:r>
+      <w:proofErr w:type="gramEnd"/>
+      <w:r>
+        <w:rPr>
+          <w:lang w:val="en-US"/>
+        </w:rPr>
+        <w:t>.accessTokenUri=https://www.googleapis.com/oauth2/v3/token</w:t>
+      </w:r>
+    </w:p>
+    <w:p>
+      <w:pPr>
+        <w:pStyle w:val="ListParagraph"/>
+        <w:ind w:left="1080"/>
+        <w:rPr>
+          <w:lang w:val="en-US"/>
+        </w:rPr>
+      </w:pPr>
+      <w:proofErr w:type="gramStart"/>
+      <w:r>
+        <w:rPr>
+          <w:lang w:val="en-US"/>
+        </w:rPr>
+        <w:t>security.oauth2.client</w:t>
+      </w:r>
+      <w:proofErr w:type="gramEnd"/>
+      <w:r>
+        <w:rPr>
+          <w:lang w:val="en-US"/>
+        </w:rPr>
+        <w:t>.userAuthorizationUri=https://accounts.google.com/o/oauth2/auth</w:t>
+      </w:r>
+    </w:p>
+    <w:p>
+      <w:pPr>
+        <w:pStyle w:val="ListParagraph"/>
+        <w:ind w:left="1080"/>
+        <w:rPr>
+          <w:lang w:val="en-US"/>
+        </w:rPr>
+      </w:pPr>
+      <w:proofErr w:type="gramStart"/>
+      <w:r>
+        <w:rPr>
+          <w:lang w:val="en-US"/>
+        </w:rPr>
+        <w:lastRenderedPageBreak/>
+        <w:t>security.oauth2.client</w:t>
+      </w:r>
+      <w:proofErr w:type="gramEnd"/>
+      <w:r>
+        <w:rPr>
+          <w:lang w:val="en-US"/>
+        </w:rPr>
+        <w:t>.tokenName=</w:t>
+      </w:r>
+      <w:proofErr w:type="spellStart"/>
+      <w:r>
+        <w:rPr>
+          <w:lang w:val="en-US"/>
+        </w:rPr>
+        <w:t>oauth_token</w:t>
+      </w:r>
+      <w:proofErr w:type="spellEnd"/>
+    </w:p>
+    <w:p>
+      <w:pPr>
+        <w:pStyle w:val="ListParagraph"/>
+        <w:ind w:left="1080"/>
+        <w:rPr>
+          <w:lang w:val="en-US"/>
+        </w:rPr>
+      </w:pPr>
+      <w:proofErr w:type="gramStart"/>
+      <w:r>
+        <w:rPr>
+          <w:lang w:val="en-US"/>
+        </w:rPr>
+        <w:t>security.oauth2.client</w:t>
+      </w:r>
+      <w:proofErr w:type="gramEnd"/>
+      <w:r>
+        <w:rPr>
+          <w:lang w:val="en-US"/>
+        </w:rPr>
+        <w:t>.authenticationScheme=query</w:t>
+      </w:r>
+    </w:p>
+    <w:p>
+      <w:pPr>
+        <w:pStyle w:val="ListParagraph"/>
+        <w:ind w:left="1080"/>
+        <w:rPr>
+          <w:lang w:val="en-US"/>
+        </w:rPr>
+      </w:pPr>
+      <w:proofErr w:type="gramStart"/>
+      <w:r>
+        <w:rPr>
+          <w:lang w:val="en-US"/>
+        </w:rPr>
+        <w:t>security.oauth2.client</w:t>
+      </w:r>
+      <w:proofErr w:type="gramEnd"/>
+      <w:r>
+        <w:rPr>
+          <w:lang w:val="en-US"/>
+        </w:rPr>
+        <w:t>.clientAuthenticationScheme=form</w:t>
+      </w:r>
+    </w:p>
+    <w:p>
+      <w:pPr>
+        <w:pStyle w:val="ListParagraph"/>
+        <w:ind w:left="1080"/>
+        <w:rPr>
+          <w:lang w:val="en-US"/>
+        </w:rPr>
+      </w:pPr>
+      <w:proofErr w:type="gramStart"/>
+      <w:r>
+        <w:rPr>
+          <w:lang w:val="en-US"/>
+        </w:rPr>
+        <w:t>security.oauth2.client</w:t>
+      </w:r>
+      <w:proofErr w:type="gramEnd"/>
+      <w:r>
+        <w:rPr>
+          <w:lang w:val="en-US"/>
+        </w:rPr>
+        <w:t>.scope=profile</w:t>
+      </w:r>
+    </w:p>
+    <w:p>
+      <w:pPr>
+        <w:pStyle w:val="ListParagraph"/>
+        <w:ind w:left="1080"/>
+        <w:rPr>
+          <w:lang w:val="en-US"/>
+        </w:rPr>
+      </w:pPr>
+      <w:proofErr w:type="gramStart"/>
+      <w:r>
+        <w:rPr>
+          <w:lang w:val="en-US"/>
+        </w:rPr>
+        <w:t>security.oauth2.resource</w:t>
+      </w:r>
+      <w:proofErr w:type="gramEnd"/>
+      <w:r>
+        <w:rPr>
+          <w:lang w:val="en-US"/>
+        </w:rPr>
+        <w:t>.user-info-uri=https://www.googleapis.com/userinfo/v2/me</w:t>
+      </w:r>
+    </w:p>
+    <w:p>
+      <w:pPr>
+        <w:pStyle w:val="ListParagraph"/>
+        <w:ind w:left="1080"/>
+        <w:rPr>
+          <w:lang w:val="en-US"/>
+        </w:rPr>
+      </w:pPr>
+      <w:proofErr w:type="gramStart"/>
+      <w:r>
+        <w:rPr>
+          <w:lang w:val="en-US"/>
+        </w:rPr>
+        <w:t>security.oauth2.client</w:t>
+      </w:r>
+      <w:proofErr w:type="gramEnd"/>
+      <w:r>
+        <w:rPr>
+          <w:lang w:val="en-US"/>
+        </w:rPr>
+        <w:t>.useCurrentUri=false</w:t>
+      </w:r>
+    </w:p>
+    <w:p>
+      <w:pPr>
+        <w:pStyle w:val="ListParagraph"/>
+        <w:ind w:left="1080"/>
+        <w:rPr>
+          <w:lang w:val="en-US"/>
+        </w:rPr>
+      </w:pPr>
+    </w:p>
+    <w:p>
+      <w:pPr>
+        <w:pStyle w:val="ListParagraph"/>
+        <w:ind w:left="1080"/>
+        <w:rPr>
+          <w:lang w:val="en-US"/>
+        </w:rPr>
+      </w:pPr>
+      <w:r>
+        <w:rPr>
+          <w:lang w:val="en-US"/>
+        </w:rPr>
+        <w:t>spring.data.mongodb.uri=mongodb+srv://</w:t>
+      </w:r>
+      <w:r>
+        <w:rPr>
+          <w:lang w:val="en-US"/>
+        </w:rPr>
+        <w:t>abced</w:t>
+      </w:r>
+      <w:r>
+        <w:rPr>
+          <w:lang w:val="en-US"/>
+        </w:rPr>
+        <w:t>:</w:t>
+      </w:r>
+      <w:r>
+        <w:rPr>
+          <w:lang w:val="en-US"/>
+        </w:rPr>
+        <w:t>efgh</w:t>
+      </w:r>
+      <w:r>
+        <w:rPr>
+          <w:lang w:val="en-US"/>
+        </w:rPr>
+        <w:t>@cluster0.</w:t>
+      </w:r>
+      <w:r>
+        <w:rPr>
+          <w:lang w:val="en-US"/>
+        </w:rPr>
+        <w:t>ijkl</w:t>
+      </w:r>
+      <w:r>
+        <w:rPr>
+          <w:lang w:val="en-US"/>
+        </w:rPr>
+        <w:t>x.mongodb.net/db1</w:t>
+      </w:r>
+    </w:p>
+    <w:p>
+      <w:pPr>
+        <w:pStyle w:val="ListParagraph"/>
+        <w:ind w:left="1080"/>
+        <w:rPr>
+          <w:lang w:val="en-US"/>
+        </w:rPr>
+      </w:pPr>
+      <w:proofErr w:type="spellStart"/>
+      <w:r>
+        <w:rPr>
+          <w:lang w:val="en-US"/>
+        </w:rPr>
+        <w:t>spring.</w:t>
+      </w:r>
+      <w:proofErr w:type="gramStart"/>
+      <w:r>
+        <w:rPr>
+          <w:lang w:val="en-US"/>
+        </w:rPr>
+        <w:t>data.mongodb</w:t>
+      </w:r>
+      <w:proofErr w:type="gramEnd"/>
+      <w:r>
+        <w:rPr>
+          <w:lang w:val="en-US"/>
+        </w:rPr>
+        <w:t>.database</w:t>
+      </w:r>
+      <w:proofErr w:type="spellEnd"/>
+      <w:r>
+        <w:rPr>
+          <w:lang w:val="en-US"/>
+        </w:rPr>
+        <w:t>=db1</w:t>
+      </w:r>
+    </w:p>
+    <w:p>
+      <w:pPr>
+        <w:pStyle w:val="ListParagraph"/>
+        <w:ind w:left="1080"/>
+        <w:rPr>
+          <w:lang w:val="en-US"/>
+        </w:rPr>
+      </w:pPr>
+    </w:p>
+    <w:p>
+      <w:pPr>
+        <w:pStyle w:val="ListParagraph"/>
+        <w:ind w:left="1080"/>
+        <w:rPr>
+          <w:lang w:val="en-US"/>
+        </w:rPr>
+      </w:pPr>
+    </w:p>
+    <w:p>
+      <w:pPr>
+        <w:pStyle w:val="ListParagraph"/>
+        <w:ind w:left="1080"/>
+        <w:rPr>
+          <w:lang w:val="en-US"/>
+        </w:rPr>
+      </w:pPr>
+    </w:p>
+    <w:p>
+      <w:pPr>
+        <w:pStyle w:val="ListParagraph"/>
+        <w:ind w:left="1080"/>
+        <w:rPr>
+          <w:lang w:val="en-US"/>
+        </w:rPr>
+      </w:pPr>
+      <w:r>
+        <w:rPr>
+          <w:lang w:val="en-US"/>
+        </w:rPr>
+        <w:t>Typescript:</w:t>
+      </w:r>
+    </w:p>
+    <w:p>
+      <w:pPr>
+        <w:pStyle w:val="ListParagraph"/>
+        <w:ind w:left="1080"/>
+        <w:rPr>
+          <w:lang w:val="en-US"/>
+        </w:rPr>
+      </w:pPr>
+      <w:r>
+        <w:rPr>
+          <w:lang w:val="en-US"/>
+        </w:rPr>
+        <w:tab/>
+        <w:t>Observables</w:t>
+      </w:r>
+    </w:p>
+    <w:p>
+      <w:pPr>
+        <w:pStyle w:val="ListParagraph"/>
+        <w:ind w:left="1080"/>
+        <w:rPr>
+          <w:lang w:val="en-US"/>
+        </w:rPr>
+      </w:pPr>
+    </w:p>
+    <w:p>
+      <w:pPr>
+        <w:pStyle w:val="ListParagraph"/>
+        <w:ind w:left="1080"/>
+        <w:rPr>
+          <w:lang w:val="en-US"/>
+        </w:rPr>
+      </w:pPr>
+      <w:r>
+        <w:rPr>
+          <w:lang w:val="en-US"/>
+        </w:rPr>
+        <w:t>Publish</w:t>
+      </w:r>
+    </w:p>
+    <w:p>
+      <w:pPr>
+        <w:pStyle w:val="ListParagraph"/>
+        <w:ind w:left="1080"/>
+        <w:rPr>
+          <w:lang w:val="en-US"/>
+        </w:rPr>
+      </w:pPr>
+      <w:r>
+        <w:rPr>
+          <w:lang w:val="en-US"/>
+        </w:rPr>
+        <w:t>Subscribe</w:t>
+      </w:r>
+      <w:r>
+        <w:rPr>
+          <w:lang w:val="en-US"/>
+        </w:rPr>
+        <w:tab/>
       </w:r>
     </w:p>
     <w:p>
